--- a/docs/adrs/word/ADR-0007.docx
+++ b/docs/adrs/word/ADR-0007.docx
@@ -40,7 +40,7 @@
           <w:noProof/>
         </w:rPr>
         <w:drawing>
-          <wp:inline distT="0" distB="0" distL="0" distR="0" wp14:anchorId="0091B9DF" wp14:editId="1839906D">
+          <wp:inline distT="0" distB="0" distL="0" distR="0" wp14:anchorId="0091B9DF" wp14:editId="1DBCA435">
             <wp:extent cx="5400040" cy="3980180"/>
             <wp:effectExtent l="0" t="0" r="0" b="0"/>
             <wp:docPr id="1953506445" name="Imagen 1" descr="Identidad corporativa - Universidad de Oviedo - uniovi.es"/>
@@ -177,22 +177,29 @@
         <w:pStyle w:val="ListaCheckList"/>
       </w:pPr>
       <w:r>
-        <w:t>☒</w:t>
-      </w:r>
-      <w:r>
-        <w:t xml:space="preserve"> Proposed</w:t>
-      </w:r>
+        <w:t xml:space="preserve">☐ </w:t>
+      </w:r>
+      <w:proofErr w:type="spellStart"/>
+      <w:r>
+        <w:t>Proposed</w:t>
+      </w:r>
+      <w:proofErr w:type="spellEnd"/>
     </w:p>
     <w:p>
       <w:pPr>
         <w:pStyle w:val="ListaCheckList"/>
       </w:pPr>
       <w:r>
-        <w:t>☐</w:t>
-      </w:r>
-      <w:r>
-        <w:t xml:space="preserve"> Accepted</w:t>
-      </w:r>
+        <w:t>☒</w:t>
+      </w:r>
+      <w:r>
+        <w:t xml:space="preserve"> </w:t>
+      </w:r>
+      <w:proofErr w:type="spellStart"/>
+      <w:r>
+        <w:t>Accepted</w:t>
+      </w:r>
+      <w:proofErr w:type="spellEnd"/>
     </w:p>
     <w:p>
       <w:pPr>
@@ -497,7 +504,7 @@
       </w:r>
       <w:proofErr w:type="spellEnd"/>
       <w:r>
-        <w:t xml:space="preserve"> date: ---</w:t>
+        <w:t xml:space="preserve"> date: 09/03/2026</w:t>
       </w:r>
     </w:p>
     <w:p>
@@ -518,7 +525,7 @@
       </w:r>
       <w:proofErr w:type="spellEnd"/>
       <w:r>
-        <w:t>: Pendiente de revisión por el tutor</w:t>
+        <w:t>: Cristian González García</w:t>
       </w:r>
     </w:p>
     <w:p>
@@ -526,16 +533,51 @@
         <w:pStyle w:val="ListaVietas"/>
       </w:pPr>
       <w:r>
-        <w:t>Last modified date: 2026-03-09</w:t>
+        <w:t xml:space="preserve">Last </w:t>
+      </w:r>
+      <w:proofErr w:type="spellStart"/>
+      <w:r>
+        <w:t>modified</w:t>
+      </w:r>
+      <w:proofErr w:type="spellEnd"/>
+      <w:r>
+        <w:t xml:space="preserve"> date: 10/03/2026</w:t>
       </w:r>
     </w:p>
     <w:p>
       <w:pPr>
         <w:pStyle w:val="ListaVietas"/>
-      </w:pPr>
-      <w:r>
-        <w:t>Last modification: Creación del ADR</w:t>
-      </w:r>
+        <w:rPr>
+          <w:lang w:eastAsia="es-ES"/>
+        </w:rPr>
+      </w:pPr>
+      <w:r>
+        <w:t xml:space="preserve">Last </w:t>
+      </w:r>
+      <w:proofErr w:type="spellStart"/>
+      <w:r>
+        <w:t>modification</w:t>
+      </w:r>
+      <w:proofErr w:type="spellEnd"/>
+      <w:r>
+        <w:t xml:space="preserve">: </w:t>
+      </w:r>
+      <w:r>
+        <w:t xml:space="preserve">Aprobación </w:t>
+      </w:r>
+      <w:r>
+        <w:t>del ADR</w:t>
+      </w:r>
+    </w:p>
+    <w:p>
+      <w:pPr>
+        <w:pStyle w:val="ListaVietas"/>
+        <w:numPr>
+          <w:ilvl w:val="0"/>
+          <w:numId w:val="0"/>
+        </w:numPr>
+        <w:ind w:left="720"/>
+      </w:pPr>
     </w:p>
     <w:sectPr>
       <w:pgSz w:w="11906" w:h="16838"/>
